--- a/downloads/teacher/05 Materials/Unit 05/Handouts/Handout 05.13 - Cost Per Wear Worksheet and Quality Inspection Checklist.docx
+++ b/downloads/teacher/05 Materials/Unit 05/Handouts/Handout 05.13 - Cost Per Wear Worksheet and Quality Inspection Checklist.docx
@@ -2973,74 +2973,6 @@
       <w:r>
         <w:t xml:space="preserve">Person 1, at four days a week for about 24 weeks of cold weather over two winters, roughly 190 to 200 wears. Accept any estimate in that range.</w:t>
       </w:r>
-      <w:r>
-        <w:t xml:space="preserve"> </w:t>
-      </w:r>
-      <w:r>
-        <w:t xml:space="preserve">- $8 ÷ 200 = $0.04 per wear, but the thin t-shirt will not survive 200 wearings, which is the whole point; a student who says so in the verdict has the best answer.</w:t>
-      </w:r>
-      <w:r>
-        <w:t xml:space="preserve"> </w:t>
-      </w:r>
-      <w:r>
-        <w:t xml:space="preserve">- $44 ÷ 200 = $0.22 per wear.</w:t>
-      </w:r>
-      <w:r>
-        <w:t xml:space="preserve"> </w:t>
-      </w:r>
-      <w:r>
-        <w:t xml:space="preserve">- Verdict: the sweatshirt, because the t-shirt’s $0.04 is a number that assumes something impossible.</w:t>
-      </w:r>
-    </w:p>
-    <w:p>
-      <w:pPr>
-        <w:pStyle w:val="BodyText"/>
-      </w:pPr>
-      <w:r>
-        <w:t xml:space="preserve">Person 2, one concert, 1 to 3 wears.</w:t>
-      </w:r>
-      <w:r>
-        <w:t xml:space="preserve"> </w:t>
-      </w:r>
-      <w:r>
-        <w:t xml:space="preserve">- $8 ÷ 1 = $8.00 per wear. $44 ÷ 1 = $44.00 per wear.</w:t>
-      </w:r>
-      <w:r>
-        <w:t xml:space="preserve"> </w:t>
-      </w:r>
-      <w:r>
-        <w:t xml:space="preserve">- Verdict: the t-shirt, or better, borrow or wear something you own.</w:t>
-      </w:r>
-    </w:p>
-    <w:p>
-      <w:pPr>
-        <w:pStyle w:val="BodyText"/>
-      </w:pPr>
-      <w:r>
-        <w:t xml:space="preserve">The point: cost per wear only answers the question once you know</w:t>
-      </w:r>
-      <w:r>
-        <w:t xml:space="preserve"> </w:t>
-      </w:r>
-      <w:r>
-        <w:rPr>
-          <w:b/>
-        </w:rPr>
-        <w:t xml:space="preserve">who is wearing it and how often</w:t>
-      </w:r>
-      <w:r>
-        <w:t xml:space="preserve">.</w:t>
-      </w:r>
-    </w:p>
-    <w:p>
-      <w:pPr>
-        <w:pStyle w:val="Heading2"/>
-      </w:pPr>
-      <w:bookmarkStart w:id="39" w:name="grade-8-stretch"/>
-      <w:r>
-        <w:t xml:space="preserve">Grade 8 stretch</w:t>
-      </w:r>
-      <w:bookmarkEnd w:id="39"/>
     </w:p>
     <w:p>
       <w:pPr>
@@ -3051,7 +2983,7 @@
         <w:pStyle w:val="Compact"/>
       </w:pPr>
       <w:r>
-        <w:t xml:space="preserve">The $8 t-shirt worn 10 times is $0.80 per wear. The $44 sweatshirt beats $0.80 per wear at 44 ÷ 0.80 = 55 wears. So at 56 wears or more, the sweatshirt is cheaper per wear.</w:t>
+        <w:t xml:space="preserve">$8 ÷ 200 = $0.04 per wear, but the thin t-shirt will not survive 200 wearings, which is the whole point; a student who says so in the verdict has the best answer.</w:t>
       </w:r>
     </w:p>
     <w:p>
@@ -3063,7 +2995,7 @@
         <w:pStyle w:val="Compact"/>
       </w:pPr>
       <w:r>
-        <w:t xml:space="preserve">For 100 washes: the t-shirt needs 10 shirts at $8 = $80. The sweatshirt is one at $44. The sweatshirt is cheaper by $36, and that is before counting the waste of nine discarded shirts, which is the Lesson 5.14 connection.</w:t>
+        <w:t xml:space="preserve">$44 ÷ 200 = $0.22 per wear.</w:t>
       </w:r>
     </w:p>
     <w:p>
@@ -3071,6 +3003,104 @@
         <w:numPr>
           <w:ilvl w:val="0"/>
           <w:numId w:val="1005"/>
+        </w:numPr>
+        <w:pStyle w:val="Compact"/>
+      </w:pPr>
+      <w:r>
+        <w:t xml:space="preserve">Verdict: the sweatshirt, because the t-shirt’s $0.04 is a number that assumes something impossible.</w:t>
+      </w:r>
+    </w:p>
+    <w:p>
+      <w:pPr>
+        <w:pStyle w:val="FirstParagraph"/>
+      </w:pPr>
+      <w:r>
+        <w:t xml:space="preserve">Person 2, one concert, 1 to 3 wears.</w:t>
+      </w:r>
+    </w:p>
+    <w:p>
+      <w:pPr>
+        <w:numPr>
+          <w:ilvl w:val="0"/>
+          <w:numId w:val="1006"/>
+        </w:numPr>
+        <w:pStyle w:val="Compact"/>
+      </w:pPr>
+      <w:r>
+        <w:t xml:space="preserve">$8 ÷ 1 = $8.00 per wear. $44 ÷ 1 = $44.00 per wear.</w:t>
+      </w:r>
+    </w:p>
+    <w:p>
+      <w:pPr>
+        <w:numPr>
+          <w:ilvl w:val="0"/>
+          <w:numId w:val="1006"/>
+        </w:numPr>
+        <w:pStyle w:val="Compact"/>
+      </w:pPr>
+      <w:r>
+        <w:t xml:space="preserve">Verdict: the t-shirt, or better, borrow or wear something you own.</w:t>
+      </w:r>
+    </w:p>
+    <w:p>
+      <w:pPr>
+        <w:pStyle w:val="FirstParagraph"/>
+      </w:pPr>
+      <w:r>
+        <w:t xml:space="preserve">The point: cost per wear only answers the question once you know</w:t>
+      </w:r>
+      <w:r>
+        <w:t xml:space="preserve"> </w:t>
+      </w:r>
+      <w:r>
+        <w:rPr>
+          <w:b/>
+        </w:rPr>
+        <w:t xml:space="preserve">who is wearing it and how often</w:t>
+      </w:r>
+      <w:r>
+        <w:t xml:space="preserve">.</w:t>
+      </w:r>
+    </w:p>
+    <w:p>
+      <w:pPr>
+        <w:pStyle w:val="Heading2"/>
+      </w:pPr>
+      <w:bookmarkStart w:id="39" w:name="grade-8-stretch"/>
+      <w:r>
+        <w:t xml:space="preserve">Grade 8 stretch</w:t>
+      </w:r>
+      <w:bookmarkEnd w:id="39"/>
+    </w:p>
+    <w:p>
+      <w:pPr>
+        <w:numPr>
+          <w:ilvl w:val="0"/>
+          <w:numId w:val="1007"/>
+        </w:numPr>
+        <w:pStyle w:val="Compact"/>
+      </w:pPr>
+      <w:r>
+        <w:t xml:space="preserve">The $8 t-shirt worn 10 times is $0.80 per wear. The $44 sweatshirt beats $0.80 per wear at 44 ÷ 0.80 = 55 wears. So at 56 wears or more, the sweatshirt is cheaper per wear.</w:t>
+      </w:r>
+    </w:p>
+    <w:p>
+      <w:pPr>
+        <w:numPr>
+          <w:ilvl w:val="0"/>
+          <w:numId w:val="1007"/>
+        </w:numPr>
+        <w:pStyle w:val="Compact"/>
+      </w:pPr>
+      <w:r>
+        <w:t xml:space="preserve">For 100 washes: the t-shirt needs 10 shirts at $8 = $80. The sweatshirt is one at $44. The sweatshirt is cheaper by $36, and that is before counting the waste of nine discarded shirts, which is the Lesson 5.14 connection.</w:t>
+      </w:r>
+    </w:p>
+    <w:p>
+      <w:pPr>
+        <w:numPr>
+          <w:ilvl w:val="0"/>
+          <w:numId w:val="1007"/>
         </w:numPr>
         <w:pStyle w:val="Compact"/>
       </w:pPr>
@@ -3684,6 +3714,12 @@
     </w:lvlOverride>
   </w:num>
   <w:num w:numId="1005">
+    <w:abstractNumId w:val="991"/>
+  </w:num>
+  <w:num w:numId="1006">
+    <w:abstractNumId w:val="991"/>
+  </w:num>
+  <w:num w:numId="1007">
     <w:abstractNumId w:val="99411"/>
     <w:lvlOverride w:ilvl="0">
       <w:startOverride w:val="1"/>

--- a/downloads/teacher/05 Materials/Unit 05/Handouts/Handout 05.13 - Cost Per Wear Worksheet and Quality Inspection Checklist.docx
+++ b/downloads/teacher/05 Materials/Unit 05/Handouts/Handout 05.13 - Cost Per Wear Worksheet and Quality Inspection Checklist.docx
@@ -25,7 +25,7 @@
         <w:pStyle w:val="BodyText"/>
       </w:pPr>
       <w:r>
-        <w:t xml:space="preserve">Lesson 5.13, one day. Every dollar figure on this sheet is written for class and marked [update].</w:t>
+        <w:t xml:space="preserve">Lesson 5.13, one day. Every dollar figure on this sheet is written for class and to be refreshed before teaching.</w:t>
       </w:r>
     </w:p>
     <w:p>
@@ -108,7 +108,7 @@
         <w:t xml:space="preserve"> </w:t>
       </w:r>
       <w:r>
-        <w:t xml:space="preserve">A pair of jeans costs $60 [update]. You wear them 200 times before they wear out.</w:t>
+        <w:t xml:space="preserve">A pair of jeans costs $60. You wear them 200 times before they wear out.</w:t>
       </w:r>
     </w:p>
     <w:p>
@@ -133,7 +133,7 @@
         <w:t xml:space="preserve"> </w:t>
       </w:r>
       <w:r>
-        <w:t xml:space="preserve">A shirt costs $15 [update]. You wore it 5 times and then stopped wearing it.</w:t>
+        <w:t xml:space="preserve">A shirt costs $15. You wore it 5 times and then stopped wearing it.</w:t>
       </w:r>
     </w:p>
     <w:p>
@@ -158,7 +158,7 @@
         <w:t xml:space="preserve"> </w:t>
       </w:r>
       <w:r>
-        <w:t xml:space="preserve">A winter coat costs $90 [update]. You wear it for 3 winters.</w:t>
+        <w:t xml:space="preserve">A winter coat costs $90. You wear it for 3 winters.</w:t>
       </w:r>
     </w:p>
     <w:p>
@@ -1969,7 +1969,7 @@
         <w:rPr>
           <w:b/>
         </w:rPr>
-        <w:t xml:space="preserve">Garment 2, the thin t-shirt: $8 [update]. Garment 1, the heavy sweatshirt: $44 [update].</w:t>
+        <w:t xml:space="preserve">Garment 2, the thin t-shirt: $8. Garment 1, the heavy sweatshirt: $44.</w:t>
       </w:r>
     </w:p>
     <w:p>
